--- a/Knowledge/3-Work knowledge/1-Software Engineering/1-Software Engineering Fundamentals/5-My Source/5-Network Data Structures/1-Network Data Structures.docx
+++ b/Knowledge/3-Work knowledge/1-Software Engineering/1-Software Engineering Fundamentals/5-My Source/5-Network Data Structures/1-Network Data Structures.docx
@@ -4,78 +4,39 @@
   <w:body>
     <w:p>
       <w:pPr>
-        <w:keepNext/>
-        <w:keepLines/>
-        <w:spacing w:before="360" w:after="80" w:line="276" w:lineRule="auto"/>
-        <w:outlineLvl w:val="0"/>
-        <w:rPr>
-          <w:rFonts w:asciiTheme="majorHAnsi" w:eastAsiaTheme="majorEastAsia" w:hAnsiTheme="majorHAnsi" w:cstheme="majorBidi"/>
-          <w:color w:val="2F5496" w:themeColor="accent1" w:themeShade="BF"/>
-          <w:kern w:val="0"/>
-          <w:sz w:val="40"/>
-          <w:szCs w:val="40"/>
-          <w:lang w:val="en"/>
-          <w14:ligatures w14:val="none"/>
+        <w:pStyle w:val="Heading1"/>
+        <w:rPr>
+          <w:lang w:val="en"/>
         </w:rPr>
       </w:pPr>
       <w:bookmarkStart w:id="0" w:name="_b027otaxxxpj" w:colFirst="0" w:colLast="0"/>
       <w:bookmarkEnd w:id="0"/>
       <w:r>
         <w:rPr>
-          <w:rFonts w:asciiTheme="majorHAnsi" w:eastAsiaTheme="majorEastAsia" w:hAnsiTheme="majorHAnsi" w:cstheme="majorBidi"/>
-          <w:color w:val="2F5496" w:themeColor="accent1" w:themeShade="BF"/>
-          <w:kern w:val="0"/>
-          <w:sz w:val="40"/>
-          <w:szCs w:val="40"/>
-          <w:lang w:val="en"/>
-          <w14:ligatures w14:val="none"/>
+          <w:lang w:val="en"/>
         </w:rPr>
         <w:t>Network Data Structures</w:t>
       </w:r>
     </w:p>
     <w:p>
       <w:pPr>
-        <w:spacing w:before="280" w:after="80" w:line="276" w:lineRule="auto"/>
-        <w:outlineLvl w:val="2"/>
-        <w:rPr>
-          <w:rFonts w:ascii="Arial" w:eastAsiaTheme="majorEastAsia" w:hAnsi="Arial" w:cstheme="majorBidi"/>
-          <w:b/>
-          <w:bCs/>
-          <w:color w:val="000000"/>
-          <w:kern w:val="0"/>
-          <w:sz w:val="26"/>
-          <w:szCs w:val="26"/>
-          <w:lang w:val="en"/>
-          <w14:ligatures w14:val="none"/>
+        <w:pStyle w:val="Heading2"/>
+        <w:rPr>
+          <w:lang w:val="en"/>
         </w:rPr>
       </w:pPr>
       <w:bookmarkStart w:id="1" w:name="_6r3hqpm138a2" w:colFirst="0" w:colLast="0"/>
       <w:bookmarkEnd w:id="1"/>
       <w:r>
         <w:rPr>
-          <w:rFonts w:ascii="Segoe UI Emoji" w:eastAsiaTheme="majorEastAsia" w:hAnsi="Segoe UI Emoji" w:cs="Segoe UI Emoji"/>
-          <w:b/>
-          <w:bCs/>
-          <w:color w:val="000000"/>
-          <w:kern w:val="0"/>
-          <w:sz w:val="26"/>
-          <w:szCs w:val="26"/>
-          <w:lang w:val="en"/>
-          <w14:ligatures w14:val="none"/>
+          <w:rFonts w:ascii="Segoe UI Emoji" w:hAnsi="Segoe UI Emoji" w:cs="Segoe UI Emoji"/>
+          <w:lang w:val="en"/>
         </w:rPr>
         <w:t>🧠</w:t>
       </w:r>
       <w:r>
         <w:rPr>
-          <w:rFonts w:ascii="Arial" w:eastAsiaTheme="majorEastAsia" w:hAnsi="Arial" w:cstheme="majorBidi"/>
-          <w:b/>
-          <w:bCs/>
-          <w:color w:val="000000"/>
-          <w:kern w:val="0"/>
-          <w:sz w:val="26"/>
-          <w:szCs w:val="26"/>
-          <w:lang w:val="en"/>
-          <w14:ligatures w14:val="none"/>
+          <w:lang w:val="en"/>
         </w:rPr>
         <w:t xml:space="preserve"> What Are Network Data Structures?</w:t>
       </w:r>
@@ -117,6 +78,7 @@
         </w:rPr>
         <w:t xml:space="preserve">: </w:t>
       </w:r>
+      <w:proofErr w:type="spellStart"/>
       <w:r>
         <w:rPr>
           <w:rFonts w:ascii="Arial" w:eastAsia="Arial" w:hAnsi="Arial" w:cs="Arial"/>
@@ -128,7 +90,21 @@
           <w:lang w:val="en"/>
           <w14:ligatures w14:val="none"/>
         </w:rPr>
-        <w:t>Chatgpt (GPT</w:t>
+        <w:t>Chatgpt</w:t>
+      </w:r>
+      <w:proofErr w:type="spellEnd"/>
+      <w:r>
+        <w:rPr>
+          <w:rFonts w:ascii="Arial" w:eastAsia="Arial" w:hAnsi="Arial" w:cs="Arial"/>
+          <w:b/>
+          <w:kern w:val="0"/>
+          <w:sz w:val="22"/>
+          <w:szCs w:val="22"/>
+          <w:highlight w:val="darkGray"/>
+          <w:lang w:val="en"/>
+          <w14:ligatures w14:val="none"/>
+        </w:rPr>
+        <w:t xml:space="preserve"> (GPT</w:t>
       </w:r>
       <w:r>
         <w:rPr>
@@ -342,47 +318,23 @@
     </w:p>
     <w:p>
       <w:pPr>
-        <w:spacing w:before="280" w:after="80" w:line="276" w:lineRule="auto"/>
-        <w:outlineLvl w:val="2"/>
-        <w:rPr>
-          <w:rFonts w:ascii="Arial" w:eastAsiaTheme="majorEastAsia" w:hAnsi="Arial" w:cstheme="majorBidi"/>
-          <w:b/>
-          <w:bCs/>
-          <w:color w:val="000000"/>
-          <w:kern w:val="0"/>
-          <w:sz w:val="26"/>
-          <w:szCs w:val="26"/>
-          <w:lang w:val="en"/>
-          <w14:ligatures w14:val="none"/>
+        <w:pStyle w:val="Heading2"/>
+        <w:rPr>
+          <w:lang w:val="en"/>
         </w:rPr>
       </w:pPr>
       <w:bookmarkStart w:id="2" w:name="_panw405s2mor" w:colFirst="0" w:colLast="0"/>
       <w:bookmarkEnd w:id="2"/>
       <w:r>
         <w:rPr>
-          <w:rFonts w:ascii="Segoe UI Emoji" w:eastAsiaTheme="majorEastAsia" w:hAnsi="Segoe UI Emoji" w:cs="Segoe UI Emoji"/>
-          <w:b/>
-          <w:bCs/>
-          <w:color w:val="000000"/>
-          <w:kern w:val="0"/>
-          <w:sz w:val="26"/>
-          <w:szCs w:val="26"/>
-          <w:lang w:val="en"/>
-          <w14:ligatures w14:val="none"/>
+          <w:rFonts w:ascii="Segoe UI Emoji" w:hAnsi="Segoe UI Emoji" w:cs="Segoe UI Emoji"/>
+          <w:lang w:val="en"/>
         </w:rPr>
         <w:t>🧠</w:t>
       </w:r>
       <w:r>
         <w:rPr>
-          <w:rFonts w:ascii="Arial" w:eastAsiaTheme="majorEastAsia" w:hAnsi="Arial" w:cstheme="majorBidi"/>
-          <w:b/>
-          <w:bCs/>
-          <w:color w:val="000000"/>
-          <w:kern w:val="0"/>
-          <w:sz w:val="26"/>
-          <w:szCs w:val="26"/>
-          <w:lang w:val="en"/>
-          <w14:ligatures w14:val="none"/>
+          <w:lang w:val="en"/>
         </w:rPr>
         <w:t xml:space="preserve"> Simple Definition:</w:t>
       </w:r>
@@ -424,6 +376,7 @@
         </w:rPr>
         <w:t xml:space="preserve">: </w:t>
       </w:r>
+      <w:proofErr w:type="spellStart"/>
       <w:r>
         <w:rPr>
           <w:rFonts w:ascii="Arial" w:eastAsia="Arial" w:hAnsi="Arial" w:cs="Arial"/>
@@ -435,7 +388,21 @@
           <w:lang w:val="en"/>
           <w14:ligatures w14:val="none"/>
         </w:rPr>
-        <w:t>Chatgpt (GPT</w:t>
+        <w:t>Chatgpt</w:t>
+      </w:r>
+      <w:proofErr w:type="spellEnd"/>
+      <w:r>
+        <w:rPr>
+          <w:rFonts w:ascii="Arial" w:eastAsia="Arial" w:hAnsi="Arial" w:cs="Arial"/>
+          <w:b/>
+          <w:kern w:val="0"/>
+          <w:sz w:val="22"/>
+          <w:szCs w:val="22"/>
+          <w:highlight w:val="darkGray"/>
+          <w:lang w:val="en"/>
+          <w14:ligatures w14:val="none"/>
+        </w:rPr>
+        <w:t xml:space="preserve"> (GPT</w:t>
       </w:r>
       <w:r>
         <w:rPr>
@@ -578,47 +545,23 @@
     </w:p>
     <w:p>
       <w:pPr>
-        <w:spacing w:before="280" w:after="80" w:line="276" w:lineRule="auto"/>
-        <w:outlineLvl w:val="2"/>
-        <w:rPr>
-          <w:rFonts w:ascii="Arial" w:eastAsiaTheme="majorEastAsia" w:hAnsi="Arial" w:cstheme="majorBidi"/>
-          <w:b/>
-          <w:bCs/>
-          <w:color w:val="000000"/>
-          <w:kern w:val="0"/>
-          <w:sz w:val="26"/>
-          <w:szCs w:val="26"/>
-          <w:lang w:val="en"/>
-          <w14:ligatures w14:val="none"/>
+        <w:pStyle w:val="Heading2"/>
+        <w:rPr>
+          <w:lang w:val="en"/>
         </w:rPr>
       </w:pPr>
       <w:bookmarkStart w:id="3" w:name="_xnu49xd3p68w" w:colFirst="0" w:colLast="0"/>
       <w:bookmarkEnd w:id="3"/>
       <w:r>
         <w:rPr>
-          <w:rFonts w:ascii="Segoe UI Emoji" w:eastAsiaTheme="majorEastAsia" w:hAnsi="Segoe UI Emoji" w:cs="Segoe UI Emoji"/>
-          <w:b/>
-          <w:bCs/>
-          <w:color w:val="000000"/>
-          <w:kern w:val="0"/>
-          <w:sz w:val="26"/>
-          <w:szCs w:val="26"/>
-          <w:lang w:val="en"/>
-          <w14:ligatures w14:val="none"/>
+          <w:rFonts w:ascii="Segoe UI Emoji" w:hAnsi="Segoe UI Emoji" w:cs="Segoe UI Emoji"/>
+          <w:lang w:val="en"/>
         </w:rPr>
         <w:t>🧱</w:t>
       </w:r>
       <w:r>
         <w:rPr>
-          <w:rFonts w:ascii="Arial" w:eastAsiaTheme="majorEastAsia" w:hAnsi="Arial" w:cstheme="majorBidi"/>
-          <w:b/>
-          <w:bCs/>
-          <w:color w:val="000000"/>
-          <w:kern w:val="0"/>
-          <w:sz w:val="26"/>
-          <w:szCs w:val="26"/>
-          <w:lang w:val="en"/>
-          <w14:ligatures w14:val="none"/>
+          <w:lang w:val="en"/>
         </w:rPr>
         <w:t xml:space="preserve"> Common Types of Network Data Structures</w:t>
       </w:r>
@@ -660,6 +603,7 @@
         </w:rPr>
         <w:t xml:space="preserve">: </w:t>
       </w:r>
+      <w:proofErr w:type="spellStart"/>
       <w:r>
         <w:rPr>
           <w:rFonts w:ascii="Arial" w:eastAsia="Arial" w:hAnsi="Arial" w:cs="Arial"/>
@@ -671,7 +615,21 @@
           <w:lang w:val="en"/>
           <w14:ligatures w14:val="none"/>
         </w:rPr>
-        <w:t>Chatgpt (GPT</w:t>
+        <w:t>Chatgpt</w:t>
+      </w:r>
+      <w:proofErr w:type="spellEnd"/>
+      <w:r>
+        <w:rPr>
+          <w:rFonts w:ascii="Arial" w:eastAsia="Arial" w:hAnsi="Arial" w:cs="Arial"/>
+          <w:b/>
+          <w:kern w:val="0"/>
+          <w:sz w:val="22"/>
+          <w:szCs w:val="22"/>
+          <w:highlight w:val="darkGray"/>
+          <w:lang w:val="en"/>
+          <w14:ligatures w14:val="none"/>
+        </w:rPr>
+        <w:t xml:space="preserve"> (GPT</w:t>
       </w:r>
       <w:r>
         <w:rPr>
@@ -722,6 +680,7 @@
           <w:lang w:val="en"/>
           <w14:ligatures w14:val="none"/>
         </w:rPr>
+        <w:lastRenderedPageBreak/>
         <w:drawing>
           <wp:inline distT="114300" distB="114300" distL="114300" distR="114300" wp14:anchorId="26A3080E" wp14:editId="5778CFFC">
             <wp:extent cx="5943600" cy="3721100"/>
@@ -1749,6 +1708,7 @@
                 <w:lang w:val="en"/>
                 <w14:ligatures w14:val="none"/>
               </w:rPr>
+              <w:lastRenderedPageBreak/>
               <w:t>🌐</w:t>
             </w:r>
             <w:r>
@@ -2070,47 +2030,23 @@
     </w:p>
     <w:p>
       <w:pPr>
-        <w:spacing w:before="280" w:after="80" w:line="276" w:lineRule="auto"/>
-        <w:outlineLvl w:val="2"/>
-        <w:rPr>
-          <w:rFonts w:ascii="Arial" w:eastAsiaTheme="majorEastAsia" w:hAnsi="Arial" w:cstheme="majorBidi"/>
-          <w:b/>
-          <w:bCs/>
-          <w:color w:val="000000"/>
-          <w:kern w:val="0"/>
-          <w:sz w:val="26"/>
-          <w:szCs w:val="26"/>
-          <w:lang w:val="en"/>
-          <w14:ligatures w14:val="none"/>
+        <w:pStyle w:val="Heading2"/>
+        <w:rPr>
+          <w:lang w:val="en"/>
         </w:rPr>
       </w:pPr>
       <w:bookmarkStart w:id="4" w:name="_xazndgrjalof" w:colFirst="0" w:colLast="0"/>
       <w:bookmarkEnd w:id="4"/>
       <w:r>
         <w:rPr>
-          <w:rFonts w:ascii="Segoe UI Symbol" w:eastAsiaTheme="majorEastAsia" w:hAnsi="Segoe UI Symbol" w:cs="Segoe UI Symbol"/>
-          <w:b/>
-          <w:bCs/>
-          <w:color w:val="000000"/>
-          <w:kern w:val="0"/>
-          <w:sz w:val="26"/>
-          <w:szCs w:val="26"/>
-          <w:lang w:val="en"/>
-          <w14:ligatures w14:val="none"/>
+          <w:rFonts w:ascii="Segoe UI Symbol" w:hAnsi="Segoe UI Symbol" w:cs="Segoe UI Symbol"/>
+          <w:lang w:val="en"/>
         </w:rPr>
         <w:t>🛠</w:t>
       </w:r>
       <w:r>
         <w:rPr>
-          <w:rFonts w:ascii="Arial" w:eastAsiaTheme="majorEastAsia" w:hAnsi="Arial" w:cstheme="majorBidi"/>
-          <w:b/>
-          <w:bCs/>
-          <w:color w:val="000000"/>
-          <w:kern w:val="0"/>
-          <w:sz w:val="26"/>
-          <w:szCs w:val="26"/>
-          <w:lang w:val="en"/>
-          <w14:ligatures w14:val="none"/>
+          <w:lang w:val="en"/>
         </w:rPr>
         <w:t xml:space="preserve"> Example: Packet Structure (Simplified)</w:t>
       </w:r>
@@ -2155,6 +2091,7 @@
         </w:rPr>
         <w:t xml:space="preserve">: </w:t>
       </w:r>
+      <w:proofErr w:type="spellStart"/>
       <w:r>
         <w:rPr>
           <w:rFonts w:ascii="Arial" w:eastAsia="Arial" w:hAnsi="Arial" w:cs="Arial"/>
@@ -2166,7 +2103,21 @@
           <w:lang w:val="en"/>
           <w14:ligatures w14:val="none"/>
         </w:rPr>
-        <w:t>Chatgpt (GPT</w:t>
+        <w:t>Chatgpt</w:t>
+      </w:r>
+      <w:proofErr w:type="spellEnd"/>
+      <w:r>
+        <w:rPr>
+          <w:rFonts w:ascii="Arial" w:eastAsia="Arial" w:hAnsi="Arial" w:cs="Arial"/>
+          <w:b/>
+          <w:kern w:val="0"/>
+          <w:sz w:val="22"/>
+          <w:szCs w:val="22"/>
+          <w:highlight w:val="darkGray"/>
+          <w:lang w:val="en"/>
+          <w14:ligatures w14:val="none"/>
+        </w:rPr>
+        <w:t xml:space="preserve"> (GPT</w:t>
       </w:r>
       <w:r>
         <w:rPr>
@@ -2412,47 +2363,23 @@
     </w:p>
     <w:p>
       <w:pPr>
-        <w:spacing w:before="280" w:after="80" w:line="276" w:lineRule="auto"/>
-        <w:outlineLvl w:val="2"/>
-        <w:rPr>
-          <w:rFonts w:ascii="Arial" w:eastAsiaTheme="majorEastAsia" w:hAnsi="Arial" w:cstheme="majorBidi"/>
-          <w:b/>
-          <w:bCs/>
-          <w:color w:val="000000"/>
-          <w:kern w:val="0"/>
-          <w:sz w:val="26"/>
-          <w:szCs w:val="26"/>
-          <w:lang w:val="en"/>
-          <w14:ligatures w14:val="none"/>
+        <w:pStyle w:val="Heading2"/>
+        <w:rPr>
+          <w:lang w:val="en"/>
         </w:rPr>
       </w:pPr>
       <w:bookmarkStart w:id="5" w:name="_nb0wtnpomr29" w:colFirst="0" w:colLast="0"/>
       <w:bookmarkEnd w:id="5"/>
       <w:r>
         <w:rPr>
-          <w:rFonts w:ascii="Segoe UI Emoji" w:eastAsiaTheme="majorEastAsia" w:hAnsi="Segoe UI Emoji" w:cs="Segoe UI Emoji"/>
-          <w:b/>
-          <w:bCs/>
-          <w:color w:val="000000"/>
-          <w:kern w:val="0"/>
-          <w:sz w:val="26"/>
-          <w:szCs w:val="26"/>
-          <w:lang w:val="en"/>
-          <w14:ligatures w14:val="none"/>
+          <w:rFonts w:ascii="Segoe UI Emoji" w:hAnsi="Segoe UI Emoji" w:cs="Segoe UI Emoji"/>
+          <w:lang w:val="en"/>
         </w:rPr>
         <w:t>💡</w:t>
       </w:r>
       <w:r>
         <w:rPr>
-          <w:rFonts w:ascii="Arial" w:eastAsiaTheme="majorEastAsia" w:hAnsi="Arial" w:cstheme="majorBidi"/>
-          <w:b/>
-          <w:bCs/>
-          <w:color w:val="000000"/>
-          <w:kern w:val="0"/>
-          <w:sz w:val="26"/>
-          <w:szCs w:val="26"/>
-          <w:lang w:val="en"/>
-          <w14:ligatures w14:val="none"/>
+          <w:lang w:val="en"/>
         </w:rPr>
         <w:t xml:space="preserve"> Key Roles of Network Data Structures</w:t>
       </w:r>
@@ -2497,6 +2424,7 @@
         </w:rPr>
         <w:t xml:space="preserve">: </w:t>
       </w:r>
+      <w:proofErr w:type="spellStart"/>
       <w:r>
         <w:rPr>
           <w:rFonts w:ascii="Arial" w:eastAsia="Arial" w:hAnsi="Arial" w:cs="Arial"/>
@@ -2508,7 +2436,21 @@
           <w:lang w:val="en"/>
           <w14:ligatures w14:val="none"/>
         </w:rPr>
-        <w:t>Chatgpt (GPT</w:t>
+        <w:t>Chatgpt</w:t>
+      </w:r>
+      <w:proofErr w:type="spellEnd"/>
+      <w:r>
+        <w:rPr>
+          <w:rFonts w:ascii="Arial" w:eastAsia="Arial" w:hAnsi="Arial" w:cs="Arial"/>
+          <w:b/>
+          <w:kern w:val="0"/>
+          <w:sz w:val="22"/>
+          <w:szCs w:val="22"/>
+          <w:highlight w:val="darkGray"/>
+          <w:lang w:val="en"/>
+          <w14:ligatures w14:val="none"/>
+        </w:rPr>
+        <w:t xml:space="preserve"> (GPT</w:t>
       </w:r>
       <w:r>
         <w:rPr>
@@ -3304,47 +3246,23 @@
     </w:p>
     <w:p>
       <w:pPr>
-        <w:spacing w:before="280" w:after="80" w:line="276" w:lineRule="auto"/>
-        <w:outlineLvl w:val="2"/>
-        <w:rPr>
-          <w:rFonts w:ascii="Arial" w:eastAsiaTheme="majorEastAsia" w:hAnsi="Arial" w:cstheme="majorBidi"/>
-          <w:b/>
-          <w:bCs/>
-          <w:color w:val="000000"/>
-          <w:kern w:val="0"/>
-          <w:sz w:val="26"/>
-          <w:szCs w:val="26"/>
-          <w:lang w:val="en"/>
-          <w14:ligatures w14:val="none"/>
+        <w:pStyle w:val="Heading2"/>
+        <w:rPr>
+          <w:lang w:val="en"/>
         </w:rPr>
       </w:pPr>
       <w:bookmarkStart w:id="6" w:name="_gmcgtd4tyg8p" w:colFirst="0" w:colLast="0"/>
       <w:bookmarkEnd w:id="6"/>
       <w:r>
         <w:rPr>
-          <w:rFonts w:ascii="Segoe UI Emoji" w:eastAsiaTheme="majorEastAsia" w:hAnsi="Segoe UI Emoji" w:cs="Segoe UI Emoji"/>
-          <w:b/>
-          <w:bCs/>
-          <w:color w:val="000000"/>
-          <w:kern w:val="0"/>
-          <w:sz w:val="26"/>
-          <w:szCs w:val="26"/>
-          <w:lang w:val="en"/>
-          <w14:ligatures w14:val="none"/>
+          <w:rFonts w:ascii="Segoe UI Emoji" w:hAnsi="Segoe UI Emoji" w:cs="Segoe UI Emoji"/>
+          <w:lang w:val="en"/>
         </w:rPr>
         <w:t>🔄</w:t>
       </w:r>
       <w:r>
         <w:rPr>
-          <w:rFonts w:ascii="Arial" w:eastAsiaTheme="majorEastAsia" w:hAnsi="Arial" w:cstheme="majorBidi"/>
-          <w:b/>
-          <w:bCs/>
-          <w:color w:val="000000"/>
-          <w:kern w:val="0"/>
-          <w:sz w:val="26"/>
-          <w:szCs w:val="26"/>
-          <w:lang w:val="en"/>
-          <w14:ligatures w14:val="none"/>
+          <w:lang w:val="en"/>
         </w:rPr>
         <w:t xml:space="preserve"> Related OSI Layers and Data Structures</w:t>
       </w:r>
@@ -3389,6 +3307,7 @@
         </w:rPr>
         <w:t xml:space="preserve">: </w:t>
       </w:r>
+      <w:proofErr w:type="spellStart"/>
       <w:r>
         <w:rPr>
           <w:rFonts w:ascii="Arial" w:eastAsia="Arial" w:hAnsi="Arial" w:cs="Arial"/>
@@ -3400,7 +3319,21 @@
           <w:lang w:val="en"/>
           <w14:ligatures w14:val="none"/>
         </w:rPr>
-        <w:t>Chatgpt (GPT</w:t>
+        <w:t>Chatgpt</w:t>
+      </w:r>
+      <w:proofErr w:type="spellEnd"/>
+      <w:r>
+        <w:rPr>
+          <w:rFonts w:ascii="Arial" w:eastAsia="Arial" w:hAnsi="Arial" w:cs="Arial"/>
+          <w:b/>
+          <w:kern w:val="0"/>
+          <w:sz w:val="22"/>
+          <w:szCs w:val="22"/>
+          <w:highlight w:val="darkGray"/>
+          <w:lang w:val="en"/>
+          <w14:ligatures w14:val="none"/>
+        </w:rPr>
+        <w:t xml:space="preserve"> (GPT</w:t>
       </w:r>
       <w:r>
         <w:rPr>
@@ -3827,6 +3760,7 @@
                 <w:lang w:val="en"/>
                 <w14:ligatures w14:val="none"/>
               </w:rPr>
+              <w:lastRenderedPageBreak/>
               <w:t>3. Network</w:t>
             </w:r>
           </w:p>
@@ -4076,47 +4010,23 @@
     </w:p>
     <w:p>
       <w:pPr>
-        <w:spacing w:before="280" w:after="80" w:line="276" w:lineRule="auto"/>
-        <w:outlineLvl w:val="2"/>
-        <w:rPr>
-          <w:rFonts w:ascii="Arial" w:eastAsiaTheme="majorEastAsia" w:hAnsi="Arial" w:cstheme="majorBidi"/>
-          <w:b/>
-          <w:bCs/>
-          <w:color w:val="000000"/>
-          <w:kern w:val="0"/>
-          <w:sz w:val="26"/>
-          <w:szCs w:val="26"/>
-          <w:lang w:val="en"/>
-          <w14:ligatures w14:val="none"/>
+        <w:pStyle w:val="Heading2"/>
+        <w:rPr>
+          <w:lang w:val="en"/>
         </w:rPr>
       </w:pPr>
       <w:bookmarkStart w:id="7" w:name="_9owti0etx0m8" w:colFirst="0" w:colLast="0"/>
       <w:bookmarkEnd w:id="7"/>
       <w:r>
         <w:rPr>
-          <w:rFonts w:ascii="Segoe UI Emoji" w:eastAsiaTheme="majorEastAsia" w:hAnsi="Segoe UI Emoji" w:cs="Segoe UI Emoji"/>
-          <w:b/>
-          <w:bCs/>
-          <w:color w:val="000000"/>
-          <w:kern w:val="0"/>
-          <w:sz w:val="26"/>
-          <w:szCs w:val="26"/>
-          <w:lang w:val="en"/>
-          <w14:ligatures w14:val="none"/>
+          <w:rFonts w:ascii="Segoe UI Emoji" w:hAnsi="Segoe UI Emoji" w:cs="Segoe UI Emoji"/>
+          <w:lang w:val="en"/>
         </w:rPr>
         <w:t>📌</w:t>
       </w:r>
       <w:r>
         <w:rPr>
-          <w:rFonts w:ascii="Arial" w:eastAsiaTheme="majorEastAsia" w:hAnsi="Arial" w:cstheme="majorBidi"/>
-          <w:b/>
-          <w:bCs/>
-          <w:color w:val="000000"/>
-          <w:kern w:val="0"/>
-          <w:sz w:val="26"/>
-          <w:szCs w:val="26"/>
-          <w:lang w:val="en"/>
-          <w14:ligatures w14:val="none"/>
+          <w:lang w:val="en"/>
         </w:rPr>
         <w:t xml:space="preserve"> Summary</w:t>
       </w:r>
@@ -4161,6 +4071,7 @@
         </w:rPr>
         <w:t xml:space="preserve">: </w:t>
       </w:r>
+      <w:proofErr w:type="spellStart"/>
       <w:r>
         <w:rPr>
           <w:rFonts w:ascii="Arial" w:eastAsia="Arial" w:hAnsi="Arial" w:cs="Arial"/>
@@ -4172,7 +4083,21 @@
           <w:lang w:val="en"/>
           <w14:ligatures w14:val="none"/>
         </w:rPr>
-        <w:t>Chatgpt (GPT</w:t>
+        <w:t>Chatgpt</w:t>
+      </w:r>
+      <w:proofErr w:type="spellEnd"/>
+      <w:r>
+        <w:rPr>
+          <w:rFonts w:ascii="Arial" w:eastAsia="Arial" w:hAnsi="Arial" w:cs="Arial"/>
+          <w:b/>
+          <w:kern w:val="0"/>
+          <w:sz w:val="22"/>
+          <w:szCs w:val="22"/>
+          <w:highlight w:val="darkGray"/>
+          <w:lang w:val="en"/>
+          <w14:ligatures w14:val="none"/>
+        </w:rPr>
+        <w:t xml:space="preserve"> (GPT</w:t>
       </w:r>
       <w:r>
         <w:rPr>
@@ -5353,7 +5278,6 @@
     <w:next w:val="Normal"/>
     <w:link w:val="Heading2Char"/>
     <w:uiPriority w:val="9"/>
-    <w:semiHidden/>
     <w:unhideWhenUsed/>
     <w:qFormat/>
     <w:rsid w:val="00605D85"/>
@@ -5570,7 +5494,6 @@
     <w:basedOn w:val="DefaultParagraphFont"/>
     <w:link w:val="Heading2"/>
     <w:uiPriority w:val="9"/>
-    <w:semiHidden/>
     <w:rsid w:val="00605D85"/>
     <w:rPr>
       <w:rFonts w:asciiTheme="majorHAnsi" w:eastAsiaTheme="majorEastAsia" w:hAnsiTheme="majorHAnsi" w:cstheme="majorBidi"/>
